--- a/005_templates/WI-minta.docx
+++ b/005_templates/WI-minta.docx
@@ -31,21 +31,7 @@
           <w:szCs w:val="32"/>
           <w:lang w:eastAsia="en-US"/>
         </w:rPr>
-        <w:t xml:space="preserve">{{ </w:t>
-      </w:r>
-      <w:proofErr w:type="spellStart"/>
-      <w:r>
-        <w:rPr>
-          <w:rFonts w:asciiTheme="minorHAnsi" w:eastAsia="SimSun" w:hAnsiTheme="minorHAnsi" w:cstheme="minorHAnsi"/>
-          <w:b/>
-          <w:bCs/>
-          <w:color w:val="000000" w:themeColor="text1"/>
-          <w:kern w:val="3"/>
-          <w:sz w:val="32"/>
-          <w:szCs w:val="32"/>
-          <w:lang w:eastAsia="en-US"/>
-        </w:rPr>
-        <w:t>cim</w:t>
+        <w:t>{{ cim</w:t>
       </w:r>
       <w:proofErr w:type="gramEnd"/>
       <w:r>
@@ -73,21 +59,7 @@
           <w:szCs w:val="32"/>
           <w:lang w:eastAsia="en-US"/>
         </w:rPr>
-        <w:t>magyar</w:t>
-      </w:r>
-      <w:proofErr w:type="spellEnd"/>
-      <w:r>
-        <w:rPr>
-          <w:rFonts w:asciiTheme="minorHAnsi" w:eastAsia="SimSun" w:hAnsiTheme="minorHAnsi" w:cstheme="minorHAnsi"/>
-          <w:b/>
-          <w:bCs/>
-          <w:color w:val="000000" w:themeColor="text1"/>
-          <w:kern w:val="3"/>
-          <w:sz w:val="32"/>
-          <w:szCs w:val="32"/>
-          <w:lang w:eastAsia="en-US"/>
-        </w:rPr>
-        <w:t xml:space="preserve"> }</w:t>
+        <w:t>magyar }</w:t>
       </w:r>
       <w:proofErr w:type="gramEnd"/>
       <w:r>
@@ -1590,7 +1562,6 @@
         </w:rPr>
         <w:t xml:space="preserve">Jelen utasítás érvényes a </w:t>
       </w:r>
-      <w:proofErr w:type="spellStart"/>
       <w:r>
         <w:rPr>
           <w:rFonts w:ascii="Arial" w:hAnsi="Arial" w:cs="Arial"/>
@@ -1598,17 +1569,7 @@
           <w:bCs/>
           <w:szCs w:val="24"/>
         </w:rPr>
-        <w:t>Greenwood-power</w:t>
-      </w:r>
-      <w:proofErr w:type="spellEnd"/>
-      <w:r>
-        <w:rPr>
-          <w:rFonts w:ascii="Arial" w:hAnsi="Arial" w:cs="Arial"/>
-          <w:b/>
-          <w:bCs/>
-          <w:szCs w:val="24"/>
-        </w:rPr>
-        <w:t xml:space="preserve"> Kft</w:t>
+        <w:t>Greenwood-power Kft</w:t>
       </w:r>
       <w:r>
         <w:rPr>
@@ -2002,13 +1963,41 @@
         </w:rPr>
         <w:t xml:space="preserve"> </w:t>
       </w:r>
+      <w:proofErr w:type="gramStart"/>
       <w:r>
         <w:rPr>
           <w:rFonts w:ascii="Arial" w:hAnsi="Arial" w:cs="Arial"/>
           <w:sz w:val="22"/>
           <w:szCs w:val="22"/>
         </w:rPr>
-        <w:t>………</w:t>
+        <w:t>{{ szukseges</w:t>
+      </w:r>
+      <w:proofErr w:type="gramEnd"/>
+      <w:r>
+        <w:rPr>
+          <w:rFonts w:ascii="Arial" w:hAnsi="Arial" w:cs="Arial"/>
+          <w:sz w:val="22"/>
+          <w:szCs w:val="22"/>
+        </w:rPr>
+        <w:t>_</w:t>
+      </w:r>
+      <w:proofErr w:type="gramStart"/>
+      <w:r>
+        <w:rPr>
+          <w:rFonts w:ascii="Arial" w:hAnsi="Arial" w:cs="Arial"/>
+          <w:sz w:val="22"/>
+          <w:szCs w:val="22"/>
+        </w:rPr>
+        <w:t>eszkozok }</w:t>
+      </w:r>
+      <w:proofErr w:type="gramEnd"/>
+      <w:r>
+        <w:rPr>
+          <w:rFonts w:ascii="Arial" w:hAnsi="Arial" w:cs="Arial"/>
+          <w:sz w:val="22"/>
+          <w:szCs w:val="22"/>
+        </w:rPr>
+        <w:t>}</w:t>
       </w:r>
     </w:p>
     <w:p>
@@ -2416,17 +2405,7 @@
           <w:szCs w:val="24"/>
           <w:lang w:eastAsia="en-US"/>
         </w:rPr>
-        <w:t xml:space="preserve">{{ </w:t>
-      </w:r>
-      <w:proofErr w:type="spellStart"/>
-      <w:r>
-        <w:rPr>
-          <w:rFonts w:ascii="Arial" w:eastAsia="SimSun" w:hAnsi="Arial" w:cs="Arial"/>
-          <w:kern w:val="3"/>
-          <w:szCs w:val="24"/>
-          <w:lang w:eastAsia="en-US"/>
-        </w:rPr>
-        <w:t>minosegi</w:t>
+        <w:t>{{ minosegi</w:t>
       </w:r>
       <w:proofErr w:type="gramEnd"/>
       <w:r>
@@ -2446,17 +2425,7 @@
           <w:szCs w:val="24"/>
           <w:lang w:eastAsia="en-US"/>
         </w:rPr>
-        <w:t>kovetelmenyek</w:t>
-      </w:r>
-      <w:proofErr w:type="spellEnd"/>
-      <w:r>
-        <w:rPr>
-          <w:rFonts w:ascii="Arial" w:eastAsia="SimSun" w:hAnsi="Arial" w:cs="Arial"/>
-          <w:kern w:val="3"/>
-          <w:szCs w:val="24"/>
-          <w:lang w:eastAsia="en-US"/>
-        </w:rPr>
-        <w:t xml:space="preserve"> }</w:t>
+        <w:t>kovetelmenyek }</w:t>
       </w:r>
       <w:proofErr w:type="gramEnd"/>
       <w:r>
@@ -2544,22 +2513,11 @@
       </w:r>
       <w:proofErr w:type="gramStart"/>
       <w:r>
-        <w:t xml:space="preserve">{{ </w:t>
-      </w:r>
-      <w:proofErr w:type="spellStart"/>
-      <w:r>
-        <w:t>balesetvedelmi</w:t>
+        <w:t>{{ balesetvedelmi</w:t>
       </w:r>
       <w:proofErr w:type="gramEnd"/>
       <w:r>
-        <w:t>_</w:t>
-      </w:r>
-      <w:r>
-        <w:t>szempontok</w:t>
-      </w:r>
-      <w:proofErr w:type="spellEnd"/>
-      <w:r>
-        <w:t>}}</w:t>
+        <w:t>_szempontok}}</w:t>
       </w:r>
     </w:p>
     <w:p>
@@ -3070,28 +3028,14 @@
               <w:rPr>
                 <w:rFonts w:asciiTheme="minorHAnsi" w:hAnsiTheme="minorHAnsi" w:cstheme="minorHAnsi"/>
               </w:rPr>
-              <w:t xml:space="preserve">{{ </w:t>
-            </w:r>
-            <w:proofErr w:type="spellStart"/>
+              <w:t>{{ mai</w:t>
+            </w:r>
+            <w:proofErr w:type="gramEnd"/>
             <w:r>
               <w:rPr>
                 <w:rFonts w:asciiTheme="minorHAnsi" w:hAnsiTheme="minorHAnsi" w:cstheme="minorHAnsi"/>
               </w:rPr>
-              <w:t>mai</w:t>
-            </w:r>
-            <w:proofErr w:type="gramEnd"/>
-            <w:r>
-              <w:rPr>
-                <w:rFonts w:asciiTheme="minorHAnsi" w:hAnsiTheme="minorHAnsi" w:cstheme="minorHAnsi"/>
-              </w:rPr>
-              <w:t>_datum</w:t>
-            </w:r>
-            <w:proofErr w:type="spellEnd"/>
-            <w:r>
-              <w:rPr>
-                <w:rFonts w:asciiTheme="minorHAnsi" w:hAnsiTheme="minorHAnsi" w:cstheme="minorHAnsi"/>
-              </w:rPr>
-              <w:t xml:space="preserve"> }}</w:t>
+              <w:t>_datum }}</w:t>
             </w:r>
           </w:p>
         </w:tc>
@@ -5266,23 +5210,7 @@
                 <w:rFonts w:asciiTheme="minorHAnsi" w:hAnsiTheme="minorHAnsi" w:cstheme="minorHAnsi"/>
                 <w:szCs w:val="24"/>
               </w:rPr>
-              <w:t xml:space="preserve">Az oktatáson megszakítás nélkül </w:t>
-            </w:r>
-            <w:proofErr w:type="spellStart"/>
-            <w:r>
-              <w:rPr>
-                <w:rFonts w:asciiTheme="minorHAnsi" w:hAnsiTheme="minorHAnsi" w:cstheme="minorHAnsi"/>
-                <w:szCs w:val="24"/>
-              </w:rPr>
-              <w:t>résztvettek</w:t>
-            </w:r>
-            <w:proofErr w:type="spellEnd"/>
-            <w:r>
-              <w:rPr>
-                <w:rFonts w:asciiTheme="minorHAnsi" w:hAnsiTheme="minorHAnsi" w:cstheme="minorHAnsi"/>
-                <w:szCs w:val="24"/>
-              </w:rPr>
-              <w:t>.</w:t>
+              <w:t>Az oktatáson megszakítás nélkül résztvettek.</w:t>
             </w:r>
           </w:p>
         </w:tc>
@@ -5554,23 +5482,7 @@
                 <w:rFonts w:asciiTheme="minorHAnsi" w:hAnsiTheme="minorHAnsi" w:cstheme="minorHAnsi"/>
                 <w:szCs w:val="24"/>
               </w:rPr>
-              <w:t xml:space="preserve">Az oktatási anyagot </w:t>
-            </w:r>
-            <w:proofErr w:type="spellStart"/>
-            <w:r>
-              <w:rPr>
-                <w:rFonts w:asciiTheme="minorHAnsi" w:hAnsiTheme="minorHAnsi" w:cstheme="minorHAnsi"/>
-                <w:szCs w:val="24"/>
-              </w:rPr>
-              <w:t>kézhezkapták</w:t>
-            </w:r>
-            <w:proofErr w:type="spellEnd"/>
-            <w:r>
-              <w:rPr>
-                <w:rFonts w:asciiTheme="minorHAnsi" w:hAnsiTheme="minorHAnsi" w:cstheme="minorHAnsi"/>
-                <w:szCs w:val="24"/>
-              </w:rPr>
-              <w:t>.</w:t>
+              <w:t>Az oktatási anyagot kézhezkapták.</w:t>
             </w:r>
           </w:p>
         </w:tc>
@@ -17775,7 +17687,6 @@
       </w:rPr>
       <w:t xml:space="preserve">Ezen Munkautasítás/Protokoll a </w:t>
     </w:r>
-    <w:proofErr w:type="spellStart"/>
     <w:r>
       <w:rPr>
         <w:i/>
@@ -17783,17 +17694,7 @@
         <w:sz w:val="16"/>
         <w:szCs w:val="16"/>
       </w:rPr>
-      <w:t>Greenwood-Power</w:t>
-    </w:r>
-    <w:proofErr w:type="spellEnd"/>
-    <w:r>
-      <w:rPr>
-        <w:i/>
-        <w:iCs/>
-        <w:sz w:val="16"/>
-        <w:szCs w:val="16"/>
-      </w:rPr>
-      <w:t xml:space="preserve"> Kft.</w:t>
+      <w:t>Greenwood-Power Kft.</w:t>
     </w:r>
     <w:r>
       <w:rPr>
@@ -17888,7 +17789,6 @@
       </w:rPr>
       <w:t xml:space="preserve">Ezen Munkautasítás/Protokoll a </w:t>
     </w:r>
-    <w:proofErr w:type="spellStart"/>
     <w:r>
       <w:rPr>
         <w:i/>
@@ -17896,17 +17796,7 @@
         <w:sz w:val="16"/>
         <w:szCs w:val="16"/>
       </w:rPr>
-      <w:t>Greenwood-Power</w:t>
-    </w:r>
-    <w:proofErr w:type="spellEnd"/>
-    <w:r>
-      <w:rPr>
-        <w:i/>
-        <w:iCs/>
-        <w:sz w:val="16"/>
-        <w:szCs w:val="16"/>
-      </w:rPr>
-      <w:t xml:space="preserve"> Kft.</w:t>
+      <w:t>Greenwood-Power Kft.</w:t>
     </w:r>
     <w:r>
       <w:rPr>
@@ -18111,36 +18001,8 @@
               <w:sz w:val="16"/>
               <w:szCs w:val="16"/>
             </w:rPr>
-            <w:t>Munkautasítás/</w:t>
+            <w:t>Munkautasítás/work instruction</w:t>
           </w:r>
-          <w:proofErr w:type="spellStart"/>
-          <w:r>
-            <w:rPr>
-              <w:bCs/>
-              <w:sz w:val="16"/>
-              <w:szCs w:val="16"/>
-            </w:rPr>
-            <w:t>work</w:t>
-          </w:r>
-          <w:proofErr w:type="spellEnd"/>
-          <w:r>
-            <w:rPr>
-              <w:bCs/>
-              <w:sz w:val="16"/>
-              <w:szCs w:val="16"/>
-            </w:rPr>
-            <w:t xml:space="preserve"> </w:t>
-          </w:r>
-          <w:proofErr w:type="spellStart"/>
-          <w:r>
-            <w:rPr>
-              <w:bCs/>
-              <w:sz w:val="16"/>
-              <w:szCs w:val="16"/>
-            </w:rPr>
-            <w:t>instruction</w:t>
-          </w:r>
-          <w:proofErr w:type="spellEnd"/>
         </w:p>
         <w:p>
           <w:pPr>
@@ -18160,21 +18022,7 @@
               <w:szCs w:val="32"/>
               <w:lang w:eastAsia="en-US"/>
             </w:rPr>
-            <w:t xml:space="preserve">{{ </w:t>
-          </w:r>
-          <w:proofErr w:type="spellStart"/>
-          <w:r>
-            <w:rPr>
-              <w:rFonts w:asciiTheme="minorHAnsi" w:eastAsia="SimSun" w:hAnsiTheme="minorHAnsi" w:cstheme="minorHAnsi"/>
-              <w:b/>
-              <w:bCs/>
-              <w:color w:val="000000" w:themeColor="text1"/>
-              <w:kern w:val="3"/>
-              <w:sz w:val="32"/>
-              <w:szCs w:val="32"/>
-              <w:lang w:eastAsia="en-US"/>
-            </w:rPr>
-            <w:t>cim</w:t>
+            <w:t>{{ cim</w:t>
           </w:r>
           <w:proofErr w:type="gramEnd"/>
           <w:r>
@@ -18202,21 +18050,7 @@
               <w:szCs w:val="32"/>
               <w:lang w:eastAsia="en-US"/>
             </w:rPr>
-            <w:t>magyar</w:t>
-          </w:r>
-          <w:proofErr w:type="spellEnd"/>
-          <w:r>
-            <w:rPr>
-              <w:rFonts w:asciiTheme="minorHAnsi" w:eastAsia="SimSun" w:hAnsiTheme="minorHAnsi" w:cstheme="minorHAnsi"/>
-              <w:b/>
-              <w:bCs/>
-              <w:color w:val="000000" w:themeColor="text1"/>
-              <w:kern w:val="3"/>
-              <w:sz w:val="32"/>
-              <w:szCs w:val="32"/>
-              <w:lang w:eastAsia="en-US"/>
-            </w:rPr>
-            <w:t xml:space="preserve"> }}</w:t>
+            <w:t>magyar }}</w:t>
           </w:r>
           <w:r>
             <w:rPr>
@@ -18245,19 +18079,7 @@
               <w:szCs w:val="32"/>
               <w:lang w:eastAsia="en-US"/>
             </w:rPr>
-            <w:t xml:space="preserve">{{ </w:t>
-          </w:r>
-          <w:proofErr w:type="spellStart"/>
-          <w:r>
-            <w:rPr>
-              <w:rFonts w:asciiTheme="minorHAnsi" w:eastAsia="SimSun" w:hAnsiTheme="minorHAnsi" w:cstheme="minorHAnsi"/>
-              <w:color w:val="000000" w:themeColor="text1"/>
-              <w:kern w:val="3"/>
-              <w:sz w:val="32"/>
-              <w:szCs w:val="32"/>
-              <w:lang w:eastAsia="en-US"/>
-            </w:rPr>
-            <w:t>cim</w:t>
+            <w:t>{{ cim</w:t>
           </w:r>
           <w:proofErr w:type="gramEnd"/>
           <w:r>
@@ -18269,19 +18091,7 @@
               <w:szCs w:val="32"/>
               <w:lang w:eastAsia="en-US"/>
             </w:rPr>
-            <w:t>_angol</w:t>
-          </w:r>
-          <w:proofErr w:type="spellEnd"/>
-          <w:r>
-            <w:rPr>
-              <w:rFonts w:asciiTheme="minorHAnsi" w:eastAsia="SimSun" w:hAnsiTheme="minorHAnsi" w:cstheme="minorHAnsi"/>
-              <w:color w:val="000000" w:themeColor="text1"/>
-              <w:kern w:val="3"/>
-              <w:sz w:val="32"/>
-              <w:szCs w:val="32"/>
-              <w:lang w:eastAsia="en-US"/>
-            </w:rPr>
-            <w:t xml:space="preserve"> }}</w:t>
+            <w:t>_angol }}</w:t>
           </w:r>
         </w:p>
       </w:tc>
@@ -18315,17 +18125,7 @@
               <w:sz w:val="20"/>
               <w:szCs w:val="16"/>
             </w:rPr>
-            <w:t xml:space="preserve">{{ </w:t>
-          </w:r>
-          <w:proofErr w:type="spellStart"/>
-          <w:r>
-            <w:rPr>
-              <w:b/>
-              <w:bCs/>
-              <w:sz w:val="20"/>
-              <w:szCs w:val="16"/>
-            </w:rPr>
-            <w:t>dokumentum</w:t>
+            <w:t>{{ dokumentum</w:t>
           </w:r>
           <w:proofErr w:type="gramEnd"/>
           <w:r>
@@ -18345,17 +18145,7 @@
               <w:sz w:val="20"/>
               <w:szCs w:val="16"/>
             </w:rPr>
-            <w:t>kod</w:t>
-          </w:r>
-          <w:proofErr w:type="spellEnd"/>
-          <w:r>
-            <w:rPr>
-              <w:b/>
-              <w:bCs/>
-              <w:sz w:val="20"/>
-              <w:szCs w:val="16"/>
-            </w:rPr>
-            <w:t xml:space="preserve"> }}_</w:t>
+            <w:t>kod }}_</w:t>
           </w:r>
           <w:proofErr w:type="gramEnd"/>
           <w:r>
@@ -18538,36 +18328,8 @@
               <w:sz w:val="16"/>
               <w:szCs w:val="16"/>
             </w:rPr>
-            <w:t>Munkautasítás/</w:t>
+            <w:t>Munkautasítás/work instruction</w:t>
           </w:r>
-          <w:proofErr w:type="spellStart"/>
-          <w:r>
-            <w:rPr>
-              <w:bCs/>
-              <w:sz w:val="16"/>
-              <w:szCs w:val="16"/>
-            </w:rPr>
-            <w:t>work</w:t>
-          </w:r>
-          <w:proofErr w:type="spellEnd"/>
-          <w:r>
-            <w:rPr>
-              <w:bCs/>
-              <w:sz w:val="16"/>
-              <w:szCs w:val="16"/>
-            </w:rPr>
-            <w:t xml:space="preserve"> </w:t>
-          </w:r>
-          <w:proofErr w:type="spellStart"/>
-          <w:r>
-            <w:rPr>
-              <w:bCs/>
-              <w:sz w:val="16"/>
-              <w:szCs w:val="16"/>
-            </w:rPr>
-            <w:t>instruction</w:t>
-          </w:r>
-          <w:proofErr w:type="spellEnd"/>
         </w:p>
         <w:p>
           <w:pPr>
@@ -18585,35 +18347,7 @@
               <w:szCs w:val="32"/>
               <w:lang w:eastAsia="en-US"/>
             </w:rPr>
-            <w:t xml:space="preserve">{{ </w:t>
-          </w:r>
-          <w:proofErr w:type="spellStart"/>
-          <w:r>
-            <w:rPr>
-              <w:rFonts w:asciiTheme="minorHAnsi" w:eastAsia="SimSun" w:hAnsiTheme="minorHAnsi" w:cstheme="minorHAnsi"/>
-              <w:b/>
-              <w:bCs/>
-              <w:color w:val="000000" w:themeColor="text1"/>
-              <w:kern w:val="3"/>
-              <w:sz w:val="32"/>
-              <w:szCs w:val="32"/>
-              <w:lang w:eastAsia="en-US"/>
-            </w:rPr>
-            <w:t>cim_magyar</w:t>
-          </w:r>
-          <w:proofErr w:type="spellEnd"/>
-          <w:r>
-            <w:rPr>
-              <w:rFonts w:asciiTheme="minorHAnsi" w:eastAsia="SimSun" w:hAnsiTheme="minorHAnsi" w:cstheme="minorHAnsi"/>
-              <w:b/>
-              <w:bCs/>
-              <w:color w:val="000000" w:themeColor="text1"/>
-              <w:kern w:val="3"/>
-              <w:sz w:val="32"/>
-              <w:szCs w:val="32"/>
-              <w:lang w:eastAsia="en-US"/>
-            </w:rPr>
-            <w:t xml:space="preserve"> }}</w:t>
+            <w:t>{{ cim_magyar }}</w:t>
           </w:r>
           <w:r>
             <w:rPr>
@@ -18640,31 +18374,7 @@
               <w:szCs w:val="32"/>
               <w:lang w:eastAsia="en-US"/>
             </w:rPr>
-            <w:t xml:space="preserve">{{ </w:t>
-          </w:r>
-          <w:proofErr w:type="spellStart"/>
-          <w:r>
-            <w:rPr>
-              <w:rFonts w:asciiTheme="minorHAnsi" w:eastAsia="SimSun" w:hAnsiTheme="minorHAnsi" w:cstheme="minorHAnsi"/>
-              <w:color w:val="000000" w:themeColor="text1"/>
-              <w:kern w:val="3"/>
-              <w:sz w:val="32"/>
-              <w:szCs w:val="32"/>
-              <w:lang w:eastAsia="en-US"/>
-            </w:rPr>
-            <w:t>cim_angol</w:t>
-          </w:r>
-          <w:proofErr w:type="spellEnd"/>
-          <w:r>
-            <w:rPr>
-              <w:rFonts w:asciiTheme="minorHAnsi" w:eastAsia="SimSun" w:hAnsiTheme="minorHAnsi" w:cstheme="minorHAnsi"/>
-              <w:color w:val="000000" w:themeColor="text1"/>
-              <w:kern w:val="3"/>
-              <w:sz w:val="32"/>
-              <w:szCs w:val="32"/>
-              <w:lang w:eastAsia="en-US"/>
-            </w:rPr>
-            <w:t xml:space="preserve"> }}</w:t>
+            <w:t>{{ cim_angol }}</w:t>
           </w:r>
         </w:p>
       </w:tc>
@@ -18698,17 +18408,7 @@
               <w:sz w:val="20"/>
               <w:szCs w:val="16"/>
             </w:rPr>
-            <w:t xml:space="preserve">{{ </w:t>
-          </w:r>
-          <w:proofErr w:type="spellStart"/>
-          <w:r>
-            <w:rPr>
-              <w:b/>
-              <w:bCs/>
-              <w:sz w:val="20"/>
-              <w:szCs w:val="16"/>
-            </w:rPr>
-            <w:t>dokumentum</w:t>
+            <w:t>{{ dokumentum</w:t>
           </w:r>
           <w:proofErr w:type="gramEnd"/>
           <w:r>
@@ -18728,17 +18428,7 @@
               <w:sz w:val="20"/>
               <w:szCs w:val="16"/>
             </w:rPr>
-            <w:t>kod</w:t>
-          </w:r>
-          <w:proofErr w:type="spellEnd"/>
-          <w:r>
-            <w:rPr>
-              <w:b/>
-              <w:bCs/>
-              <w:sz w:val="20"/>
-              <w:szCs w:val="16"/>
-            </w:rPr>
-            <w:t xml:space="preserve"> }}</w:t>
+            <w:t>kod }}</w:t>
           </w:r>
           <w:r>
             <w:rPr>
@@ -18815,47 +18505,7 @@
               <w:sz w:val="22"/>
               <w:szCs w:val="22"/>
             </w:rPr>
-            <w:t xml:space="preserve">Készítette/ </w:t>
-          </w:r>
-          <w:proofErr w:type="spellStart"/>
-          <w:r>
-            <w:rPr>
-              <w:rFonts w:asciiTheme="minorHAnsi" w:hAnsiTheme="minorHAnsi" w:cstheme="minorHAnsi"/>
-              <w:bCs/>
-              <w:sz w:val="22"/>
-              <w:szCs w:val="22"/>
-            </w:rPr>
-            <w:t>Made</w:t>
-          </w:r>
-          <w:proofErr w:type="spellEnd"/>
-          <w:r>
-            <w:rPr>
-              <w:rFonts w:asciiTheme="minorHAnsi" w:hAnsiTheme="minorHAnsi" w:cstheme="minorHAnsi"/>
-              <w:bCs/>
-              <w:sz w:val="22"/>
-              <w:szCs w:val="22"/>
-            </w:rPr>
-            <w:t xml:space="preserve"> </w:t>
-          </w:r>
-          <w:proofErr w:type="spellStart"/>
-          <w:r>
-            <w:rPr>
-              <w:rFonts w:asciiTheme="minorHAnsi" w:hAnsiTheme="minorHAnsi" w:cstheme="minorHAnsi"/>
-              <w:bCs/>
-              <w:sz w:val="22"/>
-              <w:szCs w:val="22"/>
-            </w:rPr>
-            <w:t>by</w:t>
-          </w:r>
-          <w:proofErr w:type="spellEnd"/>
-          <w:r>
-            <w:rPr>
-              <w:rFonts w:asciiTheme="minorHAnsi" w:hAnsiTheme="minorHAnsi" w:cstheme="minorHAnsi"/>
-              <w:bCs/>
-              <w:sz w:val="22"/>
-              <w:szCs w:val="22"/>
-            </w:rPr>
-            <w:t>:</w:t>
+            <w:t>Készítette/ Made by:</w:t>
           </w:r>
           <w:r>
             <w:rPr>
@@ -18886,17 +18536,7 @@
               <w:sz w:val="22"/>
               <w:szCs w:val="22"/>
             </w:rPr>
-            <w:t xml:space="preserve">{{ </w:t>
-          </w:r>
-          <w:proofErr w:type="spellStart"/>
-          <w:r>
-            <w:rPr>
-              <w:rFonts w:asciiTheme="minorHAnsi" w:hAnsiTheme="minorHAnsi" w:cstheme="minorHAnsi"/>
-              <w:bCs/>
-              <w:sz w:val="22"/>
-              <w:szCs w:val="22"/>
-            </w:rPr>
-            <w:t>keszito</w:t>
+            <w:t>{{ keszito</w:t>
           </w:r>
           <w:proofErr w:type="gramEnd"/>
           <w:r>
@@ -18916,17 +18556,7 @@
               <w:sz w:val="22"/>
               <w:szCs w:val="22"/>
             </w:rPr>
-            <w:t>neve</w:t>
-          </w:r>
-          <w:proofErr w:type="spellEnd"/>
-          <w:r>
-            <w:rPr>
-              <w:rFonts w:asciiTheme="minorHAnsi" w:hAnsiTheme="minorHAnsi" w:cstheme="minorHAnsi"/>
-              <w:bCs/>
-              <w:sz w:val="22"/>
-              <w:szCs w:val="22"/>
-            </w:rPr>
-            <w:t xml:space="preserve"> }</w:t>
+            <w:t>neve }</w:t>
           </w:r>
           <w:proofErr w:type="gramEnd"/>
           <w:r>
@@ -18955,27 +18585,7 @@
               <w:sz w:val="22"/>
               <w:szCs w:val="22"/>
             </w:rPr>
-            <w:t xml:space="preserve">Dátum/ </w:t>
-          </w:r>
-          <w:proofErr w:type="spellStart"/>
-          <w:r>
-            <w:rPr>
-              <w:rFonts w:asciiTheme="minorHAnsi" w:hAnsiTheme="minorHAnsi" w:cstheme="minorHAnsi"/>
-              <w:bCs/>
-              <w:sz w:val="22"/>
-              <w:szCs w:val="22"/>
-            </w:rPr>
-            <w:t>Date</w:t>
-          </w:r>
-          <w:proofErr w:type="spellEnd"/>
-          <w:r>
-            <w:rPr>
-              <w:rFonts w:asciiTheme="minorHAnsi" w:hAnsiTheme="minorHAnsi" w:cstheme="minorHAnsi"/>
-              <w:bCs/>
-              <w:sz w:val="22"/>
-              <w:szCs w:val="22"/>
-            </w:rPr>
-            <w:t>:</w:t>
+            <w:t>Dátum/ Date:</w:t>
           </w:r>
           <w:r>
             <w:rPr>
@@ -18994,17 +18604,7 @@
               <w:sz w:val="22"/>
               <w:szCs w:val="22"/>
             </w:rPr>
-            <w:t xml:space="preserve">{{ </w:t>
-          </w:r>
-          <w:proofErr w:type="spellStart"/>
-          <w:r>
-            <w:rPr>
-              <w:rFonts w:asciiTheme="minorHAnsi" w:hAnsiTheme="minorHAnsi" w:cstheme="minorHAnsi"/>
-              <w:bCs/>
-              <w:sz w:val="22"/>
-              <w:szCs w:val="22"/>
-            </w:rPr>
-            <w:t>mai</w:t>
+            <w:t>{{ mai</w:t>
           </w:r>
           <w:proofErr w:type="gramEnd"/>
           <w:r>
@@ -19014,17 +18614,7 @@
               <w:sz w:val="22"/>
               <w:szCs w:val="22"/>
             </w:rPr>
-            <w:t>_datum</w:t>
-          </w:r>
-          <w:proofErr w:type="spellEnd"/>
-          <w:r>
-            <w:rPr>
-              <w:rFonts w:asciiTheme="minorHAnsi" w:hAnsiTheme="minorHAnsi" w:cstheme="minorHAnsi"/>
-              <w:bCs/>
-              <w:sz w:val="22"/>
-              <w:szCs w:val="22"/>
-            </w:rPr>
-            <w:t xml:space="preserve"> }}</w:t>
+            <w:t>_datum }}</w:t>
           </w:r>
         </w:p>
       </w:tc>
@@ -19057,47 +18647,7 @@
               <w:sz w:val="22"/>
               <w:szCs w:val="22"/>
             </w:rPr>
-            <w:t xml:space="preserve">Ellenőrizte/ </w:t>
-          </w:r>
-          <w:proofErr w:type="spellStart"/>
-          <w:r>
-            <w:rPr>
-              <w:rFonts w:asciiTheme="minorHAnsi" w:hAnsiTheme="minorHAnsi" w:cstheme="minorHAnsi"/>
-              <w:bCs/>
-              <w:sz w:val="22"/>
-              <w:szCs w:val="22"/>
-            </w:rPr>
-            <w:t>Checked</w:t>
-          </w:r>
-          <w:proofErr w:type="spellEnd"/>
-          <w:r>
-            <w:rPr>
-              <w:rFonts w:asciiTheme="minorHAnsi" w:hAnsiTheme="minorHAnsi" w:cstheme="minorHAnsi"/>
-              <w:bCs/>
-              <w:sz w:val="22"/>
-              <w:szCs w:val="22"/>
-            </w:rPr>
-            <w:t xml:space="preserve"> </w:t>
-          </w:r>
-          <w:proofErr w:type="spellStart"/>
-          <w:r>
-            <w:rPr>
-              <w:rFonts w:asciiTheme="minorHAnsi" w:hAnsiTheme="minorHAnsi" w:cstheme="minorHAnsi"/>
-              <w:bCs/>
-              <w:sz w:val="22"/>
-              <w:szCs w:val="22"/>
-            </w:rPr>
-            <w:t>by</w:t>
-          </w:r>
-          <w:proofErr w:type="spellEnd"/>
-          <w:r>
-            <w:rPr>
-              <w:rFonts w:asciiTheme="minorHAnsi" w:hAnsiTheme="minorHAnsi" w:cstheme="minorHAnsi"/>
-              <w:bCs/>
-              <w:sz w:val="22"/>
-              <w:szCs w:val="22"/>
-            </w:rPr>
-            <w:t>:</w:t>
+            <w:t>Ellenőrizte/ Checked by:</w:t>
           </w:r>
           <w:r>
             <w:rPr>
@@ -19124,27 +18674,7 @@
               <w:sz w:val="22"/>
               <w:szCs w:val="22"/>
             </w:rPr>
-            <w:t xml:space="preserve">Dátum/ </w:t>
-          </w:r>
-          <w:proofErr w:type="spellStart"/>
-          <w:r>
-            <w:rPr>
-              <w:rFonts w:asciiTheme="minorHAnsi" w:hAnsiTheme="minorHAnsi" w:cstheme="minorHAnsi"/>
-              <w:bCs/>
-              <w:sz w:val="22"/>
-              <w:szCs w:val="22"/>
-            </w:rPr>
-            <w:t>Date</w:t>
-          </w:r>
-          <w:proofErr w:type="spellEnd"/>
-          <w:r>
-            <w:rPr>
-              <w:rFonts w:asciiTheme="minorHAnsi" w:hAnsiTheme="minorHAnsi" w:cstheme="minorHAnsi"/>
-              <w:bCs/>
-              <w:sz w:val="22"/>
-              <w:szCs w:val="22"/>
-            </w:rPr>
-            <w:t>:</w:t>
+            <w:t>Dátum/ Date:</w:t>
           </w:r>
           <w:r>
             <w:rPr>
@@ -19203,47 +18733,7 @@
               <w:sz w:val="22"/>
               <w:szCs w:val="22"/>
             </w:rPr>
-            <w:t xml:space="preserve">Jóváhagyta/ </w:t>
-          </w:r>
-          <w:proofErr w:type="spellStart"/>
-          <w:r>
-            <w:rPr>
-              <w:rFonts w:asciiTheme="minorHAnsi" w:hAnsiTheme="minorHAnsi" w:cstheme="minorHAnsi"/>
-              <w:bCs/>
-              <w:sz w:val="22"/>
-              <w:szCs w:val="22"/>
-            </w:rPr>
-            <w:t>Approved</w:t>
-          </w:r>
-          <w:proofErr w:type="spellEnd"/>
-          <w:r>
-            <w:rPr>
-              <w:rFonts w:asciiTheme="minorHAnsi" w:hAnsiTheme="minorHAnsi" w:cstheme="minorHAnsi"/>
-              <w:bCs/>
-              <w:sz w:val="22"/>
-              <w:szCs w:val="22"/>
-            </w:rPr>
-            <w:t xml:space="preserve"> </w:t>
-          </w:r>
-          <w:proofErr w:type="spellStart"/>
-          <w:r>
-            <w:rPr>
-              <w:rFonts w:asciiTheme="minorHAnsi" w:hAnsiTheme="minorHAnsi" w:cstheme="minorHAnsi"/>
-              <w:bCs/>
-              <w:sz w:val="22"/>
-              <w:szCs w:val="22"/>
-            </w:rPr>
-            <w:t>by</w:t>
-          </w:r>
-          <w:proofErr w:type="spellEnd"/>
-          <w:r>
-            <w:rPr>
-              <w:rFonts w:asciiTheme="minorHAnsi" w:hAnsiTheme="minorHAnsi" w:cstheme="minorHAnsi"/>
-              <w:bCs/>
-              <w:sz w:val="22"/>
-              <w:szCs w:val="22"/>
-            </w:rPr>
-            <w:t xml:space="preserve">: </w:t>
+            <w:t xml:space="preserve">Jóváhagyta/ Approved by: </w:t>
           </w:r>
         </w:p>
         <w:p>
@@ -19261,27 +18751,7 @@
               <w:sz w:val="22"/>
               <w:szCs w:val="22"/>
             </w:rPr>
-            <w:t xml:space="preserve">Dátum/ </w:t>
-          </w:r>
-          <w:proofErr w:type="spellStart"/>
-          <w:r>
-            <w:rPr>
-              <w:rFonts w:asciiTheme="minorHAnsi" w:hAnsiTheme="minorHAnsi" w:cstheme="minorHAnsi"/>
-              <w:bCs/>
-              <w:sz w:val="22"/>
-              <w:szCs w:val="22"/>
-            </w:rPr>
-            <w:t>Date</w:t>
-          </w:r>
-          <w:proofErr w:type="spellEnd"/>
-          <w:r>
-            <w:rPr>
-              <w:rFonts w:asciiTheme="minorHAnsi" w:hAnsiTheme="minorHAnsi" w:cstheme="minorHAnsi"/>
-              <w:bCs/>
-              <w:sz w:val="22"/>
-              <w:szCs w:val="22"/>
-            </w:rPr>
-            <w:t>:</w:t>
+            <w:t>Dátum/ Date:</w:t>
           </w:r>
           <w:r>
             <w:rPr>
@@ -19485,21 +18955,8 @@
               <w:szCs w:val="36"/>
               <w:lang w:eastAsia="en-US"/>
             </w:rPr>
-            <w:t xml:space="preserve">Education </w:t>
+            <w:t>Education diary</w:t>
           </w:r>
-          <w:proofErr w:type="spellStart"/>
-          <w:r>
-            <w:rPr>
-              <w:rFonts w:asciiTheme="minorHAnsi" w:eastAsia="SimSun" w:hAnsiTheme="minorHAnsi" w:cstheme="minorHAnsi"/>
-              <w:color w:val="000000" w:themeColor="text1"/>
-              <w:kern w:val="3"/>
-              <w:sz w:val="36"/>
-              <w:szCs w:val="36"/>
-              <w:lang w:eastAsia="en-US"/>
-            </w:rPr>
-            <w:t>diary</w:t>
-          </w:r>
-          <w:proofErr w:type="spellEnd"/>
         </w:p>
       </w:tc>
     </w:tr>
@@ -26099,6 +25556,14 @@
 </file>
 
 <file path=customXml/item1.xml><?xml version="1.0" encoding="utf-8"?>
+<p:properties xmlns:p="http://schemas.microsoft.com/office/2006/metadata/properties" xmlns:xsi="http://www.w3.org/2001/XMLSchema-instance" xmlns:pc="http://schemas.microsoft.com/office/infopath/2007/PartnerControls">
+  <documentManagement>
+    <_activity xmlns="f4643db6-2068-4ced-bb17-629d9ef1ff1f" xsi:nil="true"/>
+  </documentManagement>
+</p:properties>
+</file>
+
+<file path=customXml/item2.xml><?xml version="1.0" encoding="utf-8"?>
 <ct:contentTypeSchema xmlns:ct="http://schemas.microsoft.com/office/2006/metadata/contentType" xmlns:ma="http://schemas.microsoft.com/office/2006/metadata/properties/metaAttributes" ct:_="" ma:_="" ma:contentTypeName="Dokument" ma:contentTypeID="0x0101008C1CD6A0FB1F1449B70BB643C15290CD" ma:contentTypeVersion="13" ma:contentTypeDescription="Ein neues Dokument erstellen." ma:contentTypeScope="" ma:versionID="be5d5ecb30209f41344482f337efcf02">
   <xsd:schema xmlns:xsd="http://www.w3.org/2001/XMLSchema" xmlns:xs="http://www.w3.org/2001/XMLSchema" xmlns:p="http://schemas.microsoft.com/office/2006/metadata/properties" xmlns:ns3="f4643db6-2068-4ced-bb17-629d9ef1ff1f" xmlns:ns4="5fc6d3b0-db11-404d-a3f7-300259628294" targetNamespace="http://schemas.microsoft.com/office/2006/metadata/properties" ma:root="true" ma:fieldsID="1dcc0a0d27b8743d922779a1633e2481" ns3:_="" ns4:_="">
     <xsd:import namespace="f4643db6-2068-4ced-bb17-629d9ef1ff1f"/>
@@ -26319,19 +25784,7 @@
 </ct:contentTypeSchema>
 </file>
 
-<file path=customXml/item2.xml><?xml version="1.0" encoding="utf-8"?>
-<p:properties xmlns:p="http://schemas.microsoft.com/office/2006/metadata/properties" xmlns:xsi="http://www.w3.org/2001/XMLSchema-instance" xmlns:pc="http://schemas.microsoft.com/office/infopath/2007/PartnerControls">
-  <documentManagement>
-    <_activity xmlns="f4643db6-2068-4ced-bb17-629d9ef1ff1f" xsi:nil="true"/>
-  </documentManagement>
-</p:properties>
-</file>
-
 <file path=customXml/item3.xml><?xml version="1.0" encoding="utf-8"?>
-<b:Sources xmlns:b="http://schemas.openxmlformats.org/officeDocument/2006/bibliography" xmlns="http://schemas.openxmlformats.org/officeDocument/2006/bibliography" SelectedStyle="\APASixthEditionOfficeOnline.xsl" StyleName="APA" Version="6"/>
-</file>
-
-<file path=customXml/item4.xml><?xml version="1.0" encoding="utf-8"?>
 <?mso-contentType ?>
 <FormTemplates xmlns="http://schemas.microsoft.com/sharepoint/v3/contenttype/forms">
   <Display>DocumentLibraryForm</Display>
@@ -26340,7 +25793,21 @@
 </FormTemplates>
 </file>
 
+<file path=customXml/item4.xml><?xml version="1.0" encoding="utf-8"?>
+<b:Sources xmlns:b="http://schemas.openxmlformats.org/officeDocument/2006/bibliography" xmlns="http://schemas.openxmlformats.org/officeDocument/2006/bibliography" SelectedStyle="\APASixthEditionOfficeOnline.xsl" StyleName="APA" Version="6"/>
+</file>
+
 <file path=customXml/itemProps1.xml><?xml version="1.0" encoding="utf-8"?>
+<ds:datastoreItem xmlns:ds="http://schemas.openxmlformats.org/officeDocument/2006/customXml" ds:itemID="{E6B1EC99-B92C-4C93-B5C2-89F80C05F522}">
+  <ds:schemaRefs>
+    <ds:schemaRef ds:uri="http://schemas.microsoft.com/office/2006/metadata/properties"/>
+    <ds:schemaRef ds:uri="http://schemas.microsoft.com/office/infopath/2007/PartnerControls"/>
+    <ds:schemaRef ds:uri="f4643db6-2068-4ced-bb17-629d9ef1ff1f"/>
+  </ds:schemaRefs>
+</ds:datastoreItem>
+</file>
+
+<file path=customXml/itemProps2.xml><?xml version="1.0" encoding="utf-8"?>
 <ds:datastoreItem xmlns:ds="http://schemas.openxmlformats.org/officeDocument/2006/customXml" ds:itemID="{99239E13-A0E7-4BCF-A53D-7CB427F56303}">
   <ds:schemaRefs>
     <ds:schemaRef ds:uri="http://schemas.microsoft.com/office/2006/metadata/contentType"/>
@@ -26359,28 +25826,18 @@
 </ds:datastoreItem>
 </file>
 
-<file path=customXml/itemProps2.xml><?xml version="1.0" encoding="utf-8"?>
-<ds:datastoreItem xmlns:ds="http://schemas.openxmlformats.org/officeDocument/2006/customXml" ds:itemID="{E6B1EC99-B92C-4C93-B5C2-89F80C05F522}">
+<file path=customXml/itemProps3.xml><?xml version="1.0" encoding="utf-8"?>
+<ds:datastoreItem xmlns:ds="http://schemas.openxmlformats.org/officeDocument/2006/customXml" ds:itemID="{B800AD6D-D685-44A4-99A1-0433617D3623}">
   <ds:schemaRefs>
-    <ds:schemaRef ds:uri="http://schemas.microsoft.com/office/2006/metadata/properties"/>
-    <ds:schemaRef ds:uri="http://schemas.microsoft.com/office/infopath/2007/PartnerControls"/>
-    <ds:schemaRef ds:uri="f4643db6-2068-4ced-bb17-629d9ef1ff1f"/>
+    <ds:schemaRef ds:uri="http://schemas.microsoft.com/sharepoint/v3/contenttype/forms"/>
   </ds:schemaRefs>
 </ds:datastoreItem>
 </file>
 
-<file path=customXml/itemProps3.xml><?xml version="1.0" encoding="utf-8"?>
+<file path=customXml/itemProps4.xml><?xml version="1.0" encoding="utf-8"?>
 <ds:datastoreItem xmlns:ds="http://schemas.openxmlformats.org/officeDocument/2006/customXml" ds:itemID="{EA614136-657F-494C-9AED-52C54C18D7BF}">
   <ds:schemaRefs>
     <ds:schemaRef ds:uri="http://schemas.openxmlformats.org/officeDocument/2006/bibliography"/>
   </ds:schemaRefs>
 </ds:datastoreItem>
-</file>
-
-<file path=customXml/itemProps4.xml><?xml version="1.0" encoding="utf-8"?>
-<ds:datastoreItem xmlns:ds="http://schemas.openxmlformats.org/officeDocument/2006/customXml" ds:itemID="{B800AD6D-D685-44A4-99A1-0433617D3623}">
-  <ds:schemaRefs>
-    <ds:schemaRef ds:uri="http://schemas.microsoft.com/sharepoint/v3/contenttype/forms"/>
-  </ds:schemaRefs>
-</ds:datastoreItem>
 </file>
--- a/005_templates/WI-minta.docx
+++ b/005_templates/WI-minta.docx
@@ -31,7 +31,21 @@
           <w:szCs w:val="32"/>
           <w:lang w:eastAsia="en-US"/>
         </w:rPr>
-        <w:t>{{ cim</w:t>
+        <w:t xml:space="preserve">{{ </w:t>
+      </w:r>
+      <w:proofErr w:type="spellStart"/>
+      <w:r>
+        <w:rPr>
+          <w:rFonts w:asciiTheme="minorHAnsi" w:eastAsia="SimSun" w:hAnsiTheme="minorHAnsi" w:cstheme="minorHAnsi"/>
+          <w:b/>
+          <w:bCs/>
+          <w:color w:val="000000" w:themeColor="text1"/>
+          <w:kern w:val="3"/>
+          <w:sz w:val="32"/>
+          <w:szCs w:val="32"/>
+          <w:lang w:eastAsia="en-US"/>
+        </w:rPr>
+        <w:t>cim</w:t>
       </w:r>
       <w:proofErr w:type="gramEnd"/>
       <w:r>
@@ -59,7 +73,21 @@
           <w:szCs w:val="32"/>
           <w:lang w:eastAsia="en-US"/>
         </w:rPr>
-        <w:t>magyar }</w:t>
+        <w:t>magyar</w:t>
+      </w:r>
+      <w:proofErr w:type="spellEnd"/>
+      <w:r>
+        <w:rPr>
+          <w:rFonts w:asciiTheme="minorHAnsi" w:eastAsia="SimSun" w:hAnsiTheme="minorHAnsi" w:cstheme="minorHAnsi"/>
+          <w:b/>
+          <w:bCs/>
+          <w:color w:val="000000" w:themeColor="text1"/>
+          <w:kern w:val="3"/>
+          <w:sz w:val="32"/>
+          <w:szCs w:val="32"/>
+          <w:lang w:eastAsia="en-US"/>
+        </w:rPr>
+        <w:t xml:space="preserve"> }</w:t>
       </w:r>
       <w:proofErr w:type="gramEnd"/>
       <w:r>
@@ -1562,6 +1590,7 @@
         </w:rPr>
         <w:t xml:space="preserve">Jelen utasítás érvényes a </w:t>
       </w:r>
+      <w:proofErr w:type="spellStart"/>
       <w:r>
         <w:rPr>
           <w:rFonts w:ascii="Arial" w:hAnsi="Arial" w:cs="Arial"/>
@@ -1569,7 +1598,17 @@
           <w:bCs/>
           <w:szCs w:val="24"/>
         </w:rPr>
-        <w:t>Greenwood-power Kft</w:t>
+        <w:t>Greenwood-power</w:t>
+      </w:r>
+      <w:proofErr w:type="spellEnd"/>
+      <w:r>
+        <w:rPr>
+          <w:rFonts w:ascii="Arial" w:hAnsi="Arial" w:cs="Arial"/>
+          <w:b/>
+          <w:bCs/>
+          <w:szCs w:val="24"/>
+        </w:rPr>
+        <w:t xml:space="preserve"> Kft</w:t>
       </w:r>
       <w:r>
         <w:rPr>
@@ -1932,6 +1971,7 @@
         </w:numPr>
         <w:suppressAutoHyphens/>
         <w:spacing w:after="120"/>
+        <w:jc w:val="left"/>
         <w:rPr>
           <w:rFonts w:ascii="Arial" w:hAnsi="Arial" w:cs="Arial"/>
           <w:sz w:val="22"/>
@@ -1941,8 +1981,7 @@
       <w:r>
         <w:rPr>
           <w:rFonts w:ascii="Arial" w:hAnsi="Arial" w:cs="Arial"/>
-          <w:sz w:val="22"/>
-          <w:szCs w:val="22"/>
+          <w:szCs w:val="24"/>
           <w:u w:val="single"/>
         </w:rPr>
         <w:t>Eszközök</w:t>
@@ -1950,8 +1989,7 @@
       <w:r>
         <w:rPr>
           <w:rFonts w:ascii="Arial" w:hAnsi="Arial" w:cs="Arial"/>
-          <w:sz w:val="22"/>
-          <w:szCs w:val="22"/>
+          <w:szCs w:val="24"/>
         </w:rPr>
         <w:t>:</w:t>
       </w:r>
@@ -1970,14 +2008,28 @@
           <w:sz w:val="22"/>
           <w:szCs w:val="22"/>
         </w:rPr>
-        <w:t>{{ szukseges</w:t>
+        <w:t>{</w:t>
+      </w:r>
+      <w:r>
+        <w:rPr>
+          <w:rFonts w:ascii="Arial" w:hAnsi="Arial" w:cs="Arial"/>
+          <w:szCs w:val="24"/>
+        </w:rPr>
+        <w:t xml:space="preserve">{ </w:t>
+      </w:r>
+      <w:proofErr w:type="spellStart"/>
+      <w:r>
+        <w:rPr>
+          <w:rFonts w:ascii="Arial" w:hAnsi="Arial" w:cs="Arial"/>
+          <w:szCs w:val="24"/>
+        </w:rPr>
+        <w:t>szukseges</w:t>
       </w:r>
       <w:proofErr w:type="gramEnd"/>
       <w:r>
         <w:rPr>
           <w:rFonts w:ascii="Arial" w:hAnsi="Arial" w:cs="Arial"/>
-          <w:sz w:val="22"/>
-          <w:szCs w:val="22"/>
+          <w:szCs w:val="24"/>
         </w:rPr>
         <w:t>_</w:t>
       </w:r>
@@ -1985,17 +2037,23 @@
       <w:r>
         <w:rPr>
           <w:rFonts w:ascii="Arial" w:hAnsi="Arial" w:cs="Arial"/>
-          <w:sz w:val="22"/>
-          <w:szCs w:val="22"/>
+          <w:szCs w:val="24"/>
         </w:rPr>
-        <w:t>eszkozok }</w:t>
+        <w:t>eszkozok</w:t>
+      </w:r>
+      <w:proofErr w:type="spellEnd"/>
+      <w:r>
+        <w:rPr>
+          <w:rFonts w:ascii="Arial" w:hAnsi="Arial" w:cs="Arial"/>
+          <w:szCs w:val="24"/>
+        </w:rPr>
+        <w:t xml:space="preserve"> }</w:t>
       </w:r>
       <w:proofErr w:type="gramEnd"/>
       <w:r>
         <w:rPr>
           <w:rFonts w:ascii="Arial" w:hAnsi="Arial" w:cs="Arial"/>
-          <w:sz w:val="22"/>
-          <w:szCs w:val="22"/>
+          <w:szCs w:val="24"/>
         </w:rPr>
         <w:t>}</w:t>
       </w:r>
@@ -2405,7 +2463,17 @@
           <w:szCs w:val="24"/>
           <w:lang w:eastAsia="en-US"/>
         </w:rPr>
-        <w:t>{{ minosegi</w:t>
+        <w:t xml:space="preserve">{{ </w:t>
+      </w:r>
+      <w:proofErr w:type="spellStart"/>
+      <w:r>
+        <w:rPr>
+          <w:rFonts w:ascii="Arial" w:eastAsia="SimSun" w:hAnsi="Arial" w:cs="Arial"/>
+          <w:kern w:val="3"/>
+          <w:szCs w:val="24"/>
+          <w:lang w:eastAsia="en-US"/>
+        </w:rPr>
+        <w:t>minosegi</w:t>
       </w:r>
       <w:proofErr w:type="gramEnd"/>
       <w:r>
@@ -2425,7 +2493,17 @@
           <w:szCs w:val="24"/>
           <w:lang w:eastAsia="en-US"/>
         </w:rPr>
-        <w:t>kovetelmenyek }</w:t>
+        <w:t>kovetelmenyek</w:t>
+      </w:r>
+      <w:proofErr w:type="spellEnd"/>
+      <w:r>
+        <w:rPr>
+          <w:rFonts w:ascii="Arial" w:eastAsia="SimSun" w:hAnsi="Arial" w:cs="Arial"/>
+          <w:kern w:val="3"/>
+          <w:szCs w:val="24"/>
+          <w:lang w:eastAsia="en-US"/>
+        </w:rPr>
+        <w:t xml:space="preserve"> }</w:t>
       </w:r>
       <w:proofErr w:type="gramEnd"/>
       <w:r>
@@ -2504,20 +2582,21 @@
       <w:pPr>
         <w:pStyle w:val="Textbody"/>
       </w:pPr>
-      <w:r>
-        <w:rPr>
-          <w:b/>
-          <w:bCs/>
-        </w:rPr>
-        <w:tab/>
-      </w:r>
       <w:proofErr w:type="gramStart"/>
       <w:r>
-        <w:t>{{ balesetvedelmi</w:t>
+        <w:t xml:space="preserve">{{ </w:t>
+      </w:r>
+      <w:proofErr w:type="spellStart"/>
+      <w:r>
+        <w:t>balesetvedelmi</w:t>
       </w:r>
       <w:proofErr w:type="gramEnd"/>
       <w:r>
-        <w:t>_szempontok}}</w:t>
+        <w:t>_szempontok</w:t>
+      </w:r>
+      <w:proofErr w:type="spellEnd"/>
+      <w:r>
+        <w:t>}}</w:t>
       </w:r>
     </w:p>
     <w:p>
@@ -3028,14 +3107,28 @@
               <w:rPr>
                 <w:rFonts w:asciiTheme="minorHAnsi" w:hAnsiTheme="minorHAnsi" w:cstheme="minorHAnsi"/>
               </w:rPr>
-              <w:t>{{ mai</w:t>
+              <w:t xml:space="preserve">{{ </w:t>
+            </w:r>
+            <w:proofErr w:type="spellStart"/>
+            <w:r>
+              <w:rPr>
+                <w:rFonts w:asciiTheme="minorHAnsi" w:hAnsiTheme="minorHAnsi" w:cstheme="minorHAnsi"/>
+              </w:rPr>
+              <w:t>mai</w:t>
             </w:r>
             <w:proofErr w:type="gramEnd"/>
             <w:r>
               <w:rPr>
                 <w:rFonts w:asciiTheme="minorHAnsi" w:hAnsiTheme="minorHAnsi" w:cstheme="minorHAnsi"/>
               </w:rPr>
-              <w:t>_datum }}</w:t>
+              <w:t>_datum</w:t>
+            </w:r>
+            <w:proofErr w:type="spellEnd"/>
+            <w:r>
+              <w:rPr>
+                <w:rFonts w:asciiTheme="minorHAnsi" w:hAnsiTheme="minorHAnsi" w:cstheme="minorHAnsi"/>
+              </w:rPr>
+              <w:t xml:space="preserve"> }}</w:t>
             </w:r>
           </w:p>
         </w:tc>
@@ -5210,7 +5303,23 @@
                 <w:rFonts w:asciiTheme="minorHAnsi" w:hAnsiTheme="minorHAnsi" w:cstheme="minorHAnsi"/>
                 <w:szCs w:val="24"/>
               </w:rPr>
-              <w:t>Az oktatáson megszakítás nélkül résztvettek.</w:t>
+              <w:t xml:space="preserve">Az oktatáson megszakítás nélkül </w:t>
+            </w:r>
+            <w:proofErr w:type="spellStart"/>
+            <w:r>
+              <w:rPr>
+                <w:rFonts w:asciiTheme="minorHAnsi" w:hAnsiTheme="minorHAnsi" w:cstheme="minorHAnsi"/>
+                <w:szCs w:val="24"/>
+              </w:rPr>
+              <w:t>résztvettek</w:t>
+            </w:r>
+            <w:proofErr w:type="spellEnd"/>
+            <w:r>
+              <w:rPr>
+                <w:rFonts w:asciiTheme="minorHAnsi" w:hAnsiTheme="minorHAnsi" w:cstheme="minorHAnsi"/>
+                <w:szCs w:val="24"/>
+              </w:rPr>
+              <w:t>.</w:t>
             </w:r>
           </w:p>
         </w:tc>
@@ -5482,7 +5591,23 @@
                 <w:rFonts w:asciiTheme="minorHAnsi" w:hAnsiTheme="minorHAnsi" w:cstheme="minorHAnsi"/>
                 <w:szCs w:val="24"/>
               </w:rPr>
-              <w:t>Az oktatási anyagot kézhezkapták.</w:t>
+              <w:t xml:space="preserve">Az oktatási anyagot </w:t>
+            </w:r>
+            <w:proofErr w:type="spellStart"/>
+            <w:r>
+              <w:rPr>
+                <w:rFonts w:asciiTheme="minorHAnsi" w:hAnsiTheme="minorHAnsi" w:cstheme="minorHAnsi"/>
+                <w:szCs w:val="24"/>
+              </w:rPr>
+              <w:t>kézhezkapták</w:t>
+            </w:r>
+            <w:proofErr w:type="spellEnd"/>
+            <w:r>
+              <w:rPr>
+                <w:rFonts w:asciiTheme="minorHAnsi" w:hAnsiTheme="minorHAnsi" w:cstheme="minorHAnsi"/>
+                <w:szCs w:val="24"/>
+              </w:rPr>
+              <w:t>.</w:t>
             </w:r>
           </w:p>
         </w:tc>
@@ -17687,6 +17812,7 @@
       </w:rPr>
       <w:t xml:space="preserve">Ezen Munkautasítás/Protokoll a </w:t>
     </w:r>
+    <w:proofErr w:type="spellStart"/>
     <w:r>
       <w:rPr>
         <w:i/>
@@ -17694,7 +17820,17 @@
         <w:sz w:val="16"/>
         <w:szCs w:val="16"/>
       </w:rPr>
-      <w:t>Greenwood-Power Kft.</w:t>
+      <w:t>Greenwood-Power</w:t>
+    </w:r>
+    <w:proofErr w:type="spellEnd"/>
+    <w:r>
+      <w:rPr>
+        <w:i/>
+        <w:iCs/>
+        <w:sz w:val="16"/>
+        <w:szCs w:val="16"/>
+      </w:rPr>
+      <w:t xml:space="preserve"> Kft.</w:t>
     </w:r>
     <w:r>
       <w:rPr>
@@ -17789,6 +17925,7 @@
       </w:rPr>
       <w:t xml:space="preserve">Ezen Munkautasítás/Protokoll a </w:t>
     </w:r>
+    <w:proofErr w:type="spellStart"/>
     <w:r>
       <w:rPr>
         <w:i/>
@@ -17796,7 +17933,17 @@
         <w:sz w:val="16"/>
         <w:szCs w:val="16"/>
       </w:rPr>
-      <w:t>Greenwood-Power Kft.</w:t>
+      <w:t>Greenwood-Power</w:t>
+    </w:r>
+    <w:proofErr w:type="spellEnd"/>
+    <w:r>
+      <w:rPr>
+        <w:i/>
+        <w:iCs/>
+        <w:sz w:val="16"/>
+        <w:szCs w:val="16"/>
+      </w:rPr>
+      <w:t xml:space="preserve"> Kft.</w:t>
     </w:r>
     <w:r>
       <w:rPr>
@@ -18001,8 +18148,36 @@
               <w:sz w:val="16"/>
               <w:szCs w:val="16"/>
             </w:rPr>
-            <w:t>Munkautasítás/work instruction</w:t>
+            <w:t>Munkautasítás/</w:t>
           </w:r>
+          <w:proofErr w:type="spellStart"/>
+          <w:r>
+            <w:rPr>
+              <w:bCs/>
+              <w:sz w:val="16"/>
+              <w:szCs w:val="16"/>
+            </w:rPr>
+            <w:t>work</w:t>
+          </w:r>
+          <w:proofErr w:type="spellEnd"/>
+          <w:r>
+            <w:rPr>
+              <w:bCs/>
+              <w:sz w:val="16"/>
+              <w:szCs w:val="16"/>
+            </w:rPr>
+            <w:t xml:space="preserve"> </w:t>
+          </w:r>
+          <w:proofErr w:type="spellStart"/>
+          <w:r>
+            <w:rPr>
+              <w:bCs/>
+              <w:sz w:val="16"/>
+              <w:szCs w:val="16"/>
+            </w:rPr>
+            <w:t>instruction</w:t>
+          </w:r>
+          <w:proofErr w:type="spellEnd"/>
         </w:p>
         <w:p>
           <w:pPr>
@@ -18022,7 +18197,21 @@
               <w:szCs w:val="32"/>
               <w:lang w:eastAsia="en-US"/>
             </w:rPr>
-            <w:t>{{ cim</w:t>
+            <w:t xml:space="preserve">{{ </w:t>
+          </w:r>
+          <w:proofErr w:type="spellStart"/>
+          <w:r>
+            <w:rPr>
+              <w:rFonts w:asciiTheme="minorHAnsi" w:eastAsia="SimSun" w:hAnsiTheme="minorHAnsi" w:cstheme="minorHAnsi"/>
+              <w:b/>
+              <w:bCs/>
+              <w:color w:val="000000" w:themeColor="text1"/>
+              <w:kern w:val="3"/>
+              <w:sz w:val="32"/>
+              <w:szCs w:val="32"/>
+              <w:lang w:eastAsia="en-US"/>
+            </w:rPr>
+            <w:t>cim</w:t>
           </w:r>
           <w:proofErr w:type="gramEnd"/>
           <w:r>
@@ -18050,7 +18239,21 @@
               <w:szCs w:val="32"/>
               <w:lang w:eastAsia="en-US"/>
             </w:rPr>
-            <w:t>magyar }}</w:t>
+            <w:t>magyar</w:t>
+          </w:r>
+          <w:proofErr w:type="spellEnd"/>
+          <w:r>
+            <w:rPr>
+              <w:rFonts w:asciiTheme="minorHAnsi" w:eastAsia="SimSun" w:hAnsiTheme="minorHAnsi" w:cstheme="minorHAnsi"/>
+              <w:b/>
+              <w:bCs/>
+              <w:color w:val="000000" w:themeColor="text1"/>
+              <w:kern w:val="3"/>
+              <w:sz w:val="32"/>
+              <w:szCs w:val="32"/>
+              <w:lang w:eastAsia="en-US"/>
+            </w:rPr>
+            <w:t xml:space="preserve"> }}</w:t>
           </w:r>
           <w:r>
             <w:rPr>
@@ -18079,7 +18282,19 @@
               <w:szCs w:val="32"/>
               <w:lang w:eastAsia="en-US"/>
             </w:rPr>
-            <w:t>{{ cim</w:t>
+            <w:t xml:space="preserve">{{ </w:t>
+          </w:r>
+          <w:proofErr w:type="spellStart"/>
+          <w:r>
+            <w:rPr>
+              <w:rFonts w:asciiTheme="minorHAnsi" w:eastAsia="SimSun" w:hAnsiTheme="minorHAnsi" w:cstheme="minorHAnsi"/>
+              <w:color w:val="000000" w:themeColor="text1"/>
+              <w:kern w:val="3"/>
+              <w:sz w:val="32"/>
+              <w:szCs w:val="32"/>
+              <w:lang w:eastAsia="en-US"/>
+            </w:rPr>
+            <w:t>cim</w:t>
           </w:r>
           <w:proofErr w:type="gramEnd"/>
           <w:r>
@@ -18091,7 +18306,19 @@
               <w:szCs w:val="32"/>
               <w:lang w:eastAsia="en-US"/>
             </w:rPr>
-            <w:t>_angol }}</w:t>
+            <w:t>_angol</w:t>
+          </w:r>
+          <w:proofErr w:type="spellEnd"/>
+          <w:r>
+            <w:rPr>
+              <w:rFonts w:asciiTheme="minorHAnsi" w:eastAsia="SimSun" w:hAnsiTheme="minorHAnsi" w:cstheme="minorHAnsi"/>
+              <w:color w:val="000000" w:themeColor="text1"/>
+              <w:kern w:val="3"/>
+              <w:sz w:val="32"/>
+              <w:szCs w:val="32"/>
+              <w:lang w:eastAsia="en-US"/>
+            </w:rPr>
+            <w:t xml:space="preserve"> }}</w:t>
           </w:r>
         </w:p>
       </w:tc>
@@ -18125,7 +18352,17 @@
               <w:sz w:val="20"/>
               <w:szCs w:val="16"/>
             </w:rPr>
-            <w:t>{{ dokumentum</w:t>
+            <w:t xml:space="preserve">{{ </w:t>
+          </w:r>
+          <w:proofErr w:type="spellStart"/>
+          <w:r>
+            <w:rPr>
+              <w:b/>
+              <w:bCs/>
+              <w:sz w:val="20"/>
+              <w:szCs w:val="16"/>
+            </w:rPr>
+            <w:t>dokumentum</w:t>
           </w:r>
           <w:proofErr w:type="gramEnd"/>
           <w:r>
@@ -18145,7 +18382,17 @@
               <w:sz w:val="20"/>
               <w:szCs w:val="16"/>
             </w:rPr>
-            <w:t>kod }}_</w:t>
+            <w:t>kod</w:t>
+          </w:r>
+          <w:proofErr w:type="spellEnd"/>
+          <w:r>
+            <w:rPr>
+              <w:b/>
+              <w:bCs/>
+              <w:sz w:val="20"/>
+              <w:szCs w:val="16"/>
+            </w:rPr>
+            <w:t xml:space="preserve"> }}_</w:t>
           </w:r>
           <w:proofErr w:type="gramEnd"/>
           <w:r>
@@ -18328,8 +18575,36 @@
               <w:sz w:val="16"/>
               <w:szCs w:val="16"/>
             </w:rPr>
-            <w:t>Munkautasítás/work instruction</w:t>
+            <w:t>Munkautasítás/</w:t>
           </w:r>
+          <w:proofErr w:type="spellStart"/>
+          <w:r>
+            <w:rPr>
+              <w:bCs/>
+              <w:sz w:val="16"/>
+              <w:szCs w:val="16"/>
+            </w:rPr>
+            <w:t>work</w:t>
+          </w:r>
+          <w:proofErr w:type="spellEnd"/>
+          <w:r>
+            <w:rPr>
+              <w:bCs/>
+              <w:sz w:val="16"/>
+              <w:szCs w:val="16"/>
+            </w:rPr>
+            <w:t xml:space="preserve"> </w:t>
+          </w:r>
+          <w:proofErr w:type="spellStart"/>
+          <w:r>
+            <w:rPr>
+              <w:bCs/>
+              <w:sz w:val="16"/>
+              <w:szCs w:val="16"/>
+            </w:rPr>
+            <w:t>instruction</w:t>
+          </w:r>
+          <w:proofErr w:type="spellEnd"/>
         </w:p>
         <w:p>
           <w:pPr>
@@ -18347,7 +18622,35 @@
               <w:szCs w:val="32"/>
               <w:lang w:eastAsia="en-US"/>
             </w:rPr>
-            <w:t>{{ cim_magyar }}</w:t>
+            <w:t xml:space="preserve">{{ </w:t>
+          </w:r>
+          <w:proofErr w:type="spellStart"/>
+          <w:r>
+            <w:rPr>
+              <w:rFonts w:asciiTheme="minorHAnsi" w:eastAsia="SimSun" w:hAnsiTheme="minorHAnsi" w:cstheme="minorHAnsi"/>
+              <w:b/>
+              <w:bCs/>
+              <w:color w:val="000000" w:themeColor="text1"/>
+              <w:kern w:val="3"/>
+              <w:sz w:val="32"/>
+              <w:szCs w:val="32"/>
+              <w:lang w:eastAsia="en-US"/>
+            </w:rPr>
+            <w:t>cim_magyar</w:t>
+          </w:r>
+          <w:proofErr w:type="spellEnd"/>
+          <w:r>
+            <w:rPr>
+              <w:rFonts w:asciiTheme="minorHAnsi" w:eastAsia="SimSun" w:hAnsiTheme="minorHAnsi" w:cstheme="minorHAnsi"/>
+              <w:b/>
+              <w:bCs/>
+              <w:color w:val="000000" w:themeColor="text1"/>
+              <w:kern w:val="3"/>
+              <w:sz w:val="32"/>
+              <w:szCs w:val="32"/>
+              <w:lang w:eastAsia="en-US"/>
+            </w:rPr>
+            <w:t xml:space="preserve"> }}</w:t>
           </w:r>
           <w:r>
             <w:rPr>
@@ -18374,7 +18677,31 @@
               <w:szCs w:val="32"/>
               <w:lang w:eastAsia="en-US"/>
             </w:rPr>
-            <w:t>{{ cim_angol }}</w:t>
+            <w:t xml:space="preserve">{{ </w:t>
+          </w:r>
+          <w:proofErr w:type="spellStart"/>
+          <w:r>
+            <w:rPr>
+              <w:rFonts w:asciiTheme="minorHAnsi" w:eastAsia="SimSun" w:hAnsiTheme="minorHAnsi" w:cstheme="minorHAnsi"/>
+              <w:color w:val="000000" w:themeColor="text1"/>
+              <w:kern w:val="3"/>
+              <w:sz w:val="32"/>
+              <w:szCs w:val="32"/>
+              <w:lang w:eastAsia="en-US"/>
+            </w:rPr>
+            <w:t>cim_angol</w:t>
+          </w:r>
+          <w:proofErr w:type="spellEnd"/>
+          <w:r>
+            <w:rPr>
+              <w:rFonts w:asciiTheme="minorHAnsi" w:eastAsia="SimSun" w:hAnsiTheme="minorHAnsi" w:cstheme="minorHAnsi"/>
+              <w:color w:val="000000" w:themeColor="text1"/>
+              <w:kern w:val="3"/>
+              <w:sz w:val="32"/>
+              <w:szCs w:val="32"/>
+              <w:lang w:eastAsia="en-US"/>
+            </w:rPr>
+            <w:t xml:space="preserve"> }}</w:t>
           </w:r>
         </w:p>
       </w:tc>
@@ -18408,7 +18735,17 @@
               <w:sz w:val="20"/>
               <w:szCs w:val="16"/>
             </w:rPr>
-            <w:t>{{ dokumentum</w:t>
+            <w:t xml:space="preserve">{{ </w:t>
+          </w:r>
+          <w:proofErr w:type="spellStart"/>
+          <w:r>
+            <w:rPr>
+              <w:b/>
+              <w:bCs/>
+              <w:sz w:val="20"/>
+              <w:szCs w:val="16"/>
+            </w:rPr>
+            <w:t>dokumentum</w:t>
           </w:r>
           <w:proofErr w:type="gramEnd"/>
           <w:r>
@@ -18428,7 +18765,17 @@
               <w:sz w:val="20"/>
               <w:szCs w:val="16"/>
             </w:rPr>
-            <w:t>kod }}</w:t>
+            <w:t>kod</w:t>
+          </w:r>
+          <w:proofErr w:type="spellEnd"/>
+          <w:r>
+            <w:rPr>
+              <w:b/>
+              <w:bCs/>
+              <w:sz w:val="20"/>
+              <w:szCs w:val="16"/>
+            </w:rPr>
+            <w:t xml:space="preserve"> }}</w:t>
           </w:r>
           <w:r>
             <w:rPr>
@@ -18505,7 +18852,47 @@
               <w:sz w:val="22"/>
               <w:szCs w:val="22"/>
             </w:rPr>
-            <w:t>Készítette/ Made by:</w:t>
+            <w:t xml:space="preserve">Készítette/ </w:t>
+          </w:r>
+          <w:proofErr w:type="spellStart"/>
+          <w:r>
+            <w:rPr>
+              <w:rFonts w:asciiTheme="minorHAnsi" w:hAnsiTheme="minorHAnsi" w:cstheme="minorHAnsi"/>
+              <w:bCs/>
+              <w:sz w:val="22"/>
+              <w:szCs w:val="22"/>
+            </w:rPr>
+            <w:t>Made</w:t>
+          </w:r>
+          <w:proofErr w:type="spellEnd"/>
+          <w:r>
+            <w:rPr>
+              <w:rFonts w:asciiTheme="minorHAnsi" w:hAnsiTheme="minorHAnsi" w:cstheme="minorHAnsi"/>
+              <w:bCs/>
+              <w:sz w:val="22"/>
+              <w:szCs w:val="22"/>
+            </w:rPr>
+            <w:t xml:space="preserve"> </w:t>
+          </w:r>
+          <w:proofErr w:type="spellStart"/>
+          <w:r>
+            <w:rPr>
+              <w:rFonts w:asciiTheme="minorHAnsi" w:hAnsiTheme="minorHAnsi" w:cstheme="minorHAnsi"/>
+              <w:bCs/>
+              <w:sz w:val="22"/>
+              <w:szCs w:val="22"/>
+            </w:rPr>
+            <w:t>by</w:t>
+          </w:r>
+          <w:proofErr w:type="spellEnd"/>
+          <w:r>
+            <w:rPr>
+              <w:rFonts w:asciiTheme="minorHAnsi" w:hAnsiTheme="minorHAnsi" w:cstheme="minorHAnsi"/>
+              <w:bCs/>
+              <w:sz w:val="22"/>
+              <w:szCs w:val="22"/>
+            </w:rPr>
+            <w:t>:</w:t>
           </w:r>
           <w:r>
             <w:rPr>
@@ -18536,7 +18923,17 @@
               <w:sz w:val="22"/>
               <w:szCs w:val="22"/>
             </w:rPr>
-            <w:t>{{ keszito</w:t>
+            <w:t xml:space="preserve">{{ </w:t>
+          </w:r>
+          <w:proofErr w:type="spellStart"/>
+          <w:r>
+            <w:rPr>
+              <w:rFonts w:asciiTheme="minorHAnsi" w:hAnsiTheme="minorHAnsi" w:cstheme="minorHAnsi"/>
+              <w:bCs/>
+              <w:sz w:val="22"/>
+              <w:szCs w:val="22"/>
+            </w:rPr>
+            <w:t>keszito</w:t>
           </w:r>
           <w:proofErr w:type="gramEnd"/>
           <w:r>
@@ -18556,7 +18953,17 @@
               <w:sz w:val="22"/>
               <w:szCs w:val="22"/>
             </w:rPr>
-            <w:t>neve }</w:t>
+            <w:t>neve</w:t>
+          </w:r>
+          <w:proofErr w:type="spellEnd"/>
+          <w:r>
+            <w:rPr>
+              <w:rFonts w:asciiTheme="minorHAnsi" w:hAnsiTheme="minorHAnsi" w:cstheme="minorHAnsi"/>
+              <w:bCs/>
+              <w:sz w:val="22"/>
+              <w:szCs w:val="22"/>
+            </w:rPr>
+            <w:t xml:space="preserve"> }</w:t>
           </w:r>
           <w:proofErr w:type="gramEnd"/>
           <w:r>
@@ -18585,7 +18992,27 @@
               <w:sz w:val="22"/>
               <w:szCs w:val="22"/>
             </w:rPr>
-            <w:t>Dátum/ Date:</w:t>
+            <w:t xml:space="preserve">Dátum/ </w:t>
+          </w:r>
+          <w:proofErr w:type="spellStart"/>
+          <w:r>
+            <w:rPr>
+              <w:rFonts w:asciiTheme="minorHAnsi" w:hAnsiTheme="minorHAnsi" w:cstheme="minorHAnsi"/>
+              <w:bCs/>
+              <w:sz w:val="22"/>
+              <w:szCs w:val="22"/>
+            </w:rPr>
+            <w:t>Date</w:t>
+          </w:r>
+          <w:proofErr w:type="spellEnd"/>
+          <w:r>
+            <w:rPr>
+              <w:rFonts w:asciiTheme="minorHAnsi" w:hAnsiTheme="minorHAnsi" w:cstheme="minorHAnsi"/>
+              <w:bCs/>
+              <w:sz w:val="22"/>
+              <w:szCs w:val="22"/>
+            </w:rPr>
+            <w:t>:</w:t>
           </w:r>
           <w:r>
             <w:rPr>
@@ -18604,7 +19031,17 @@
               <w:sz w:val="22"/>
               <w:szCs w:val="22"/>
             </w:rPr>
-            <w:t>{{ mai</w:t>
+            <w:t xml:space="preserve">{{ </w:t>
+          </w:r>
+          <w:proofErr w:type="spellStart"/>
+          <w:r>
+            <w:rPr>
+              <w:rFonts w:asciiTheme="minorHAnsi" w:hAnsiTheme="minorHAnsi" w:cstheme="minorHAnsi"/>
+              <w:bCs/>
+              <w:sz w:val="22"/>
+              <w:szCs w:val="22"/>
+            </w:rPr>
+            <w:t>mai</w:t>
           </w:r>
           <w:proofErr w:type="gramEnd"/>
           <w:r>
@@ -18614,7 +19051,17 @@
               <w:sz w:val="22"/>
               <w:szCs w:val="22"/>
             </w:rPr>
-            <w:t>_datum }}</w:t>
+            <w:t>_datum</w:t>
+          </w:r>
+          <w:proofErr w:type="spellEnd"/>
+          <w:r>
+            <w:rPr>
+              <w:rFonts w:asciiTheme="minorHAnsi" w:hAnsiTheme="minorHAnsi" w:cstheme="minorHAnsi"/>
+              <w:bCs/>
+              <w:sz w:val="22"/>
+              <w:szCs w:val="22"/>
+            </w:rPr>
+            <w:t xml:space="preserve"> }}</w:t>
           </w:r>
         </w:p>
       </w:tc>
@@ -18647,7 +19094,47 @@
               <w:sz w:val="22"/>
               <w:szCs w:val="22"/>
             </w:rPr>
-            <w:t>Ellenőrizte/ Checked by:</w:t>
+            <w:t xml:space="preserve">Ellenőrizte/ </w:t>
+          </w:r>
+          <w:proofErr w:type="spellStart"/>
+          <w:r>
+            <w:rPr>
+              <w:rFonts w:asciiTheme="minorHAnsi" w:hAnsiTheme="minorHAnsi" w:cstheme="minorHAnsi"/>
+              <w:bCs/>
+              <w:sz w:val="22"/>
+              <w:szCs w:val="22"/>
+            </w:rPr>
+            <w:t>Checked</w:t>
+          </w:r>
+          <w:proofErr w:type="spellEnd"/>
+          <w:r>
+            <w:rPr>
+              <w:rFonts w:asciiTheme="minorHAnsi" w:hAnsiTheme="minorHAnsi" w:cstheme="minorHAnsi"/>
+              <w:bCs/>
+              <w:sz w:val="22"/>
+              <w:szCs w:val="22"/>
+            </w:rPr>
+            <w:t xml:space="preserve"> </w:t>
+          </w:r>
+          <w:proofErr w:type="spellStart"/>
+          <w:r>
+            <w:rPr>
+              <w:rFonts w:asciiTheme="minorHAnsi" w:hAnsiTheme="minorHAnsi" w:cstheme="minorHAnsi"/>
+              <w:bCs/>
+              <w:sz w:val="22"/>
+              <w:szCs w:val="22"/>
+            </w:rPr>
+            <w:t>by</w:t>
+          </w:r>
+          <w:proofErr w:type="spellEnd"/>
+          <w:r>
+            <w:rPr>
+              <w:rFonts w:asciiTheme="minorHAnsi" w:hAnsiTheme="minorHAnsi" w:cstheme="minorHAnsi"/>
+              <w:bCs/>
+              <w:sz w:val="22"/>
+              <w:szCs w:val="22"/>
+            </w:rPr>
+            <w:t>:</w:t>
           </w:r>
           <w:r>
             <w:rPr>
@@ -18674,7 +19161,27 @@
               <w:sz w:val="22"/>
               <w:szCs w:val="22"/>
             </w:rPr>
-            <w:t>Dátum/ Date:</w:t>
+            <w:t xml:space="preserve">Dátum/ </w:t>
+          </w:r>
+          <w:proofErr w:type="spellStart"/>
+          <w:r>
+            <w:rPr>
+              <w:rFonts w:asciiTheme="minorHAnsi" w:hAnsiTheme="minorHAnsi" w:cstheme="minorHAnsi"/>
+              <w:bCs/>
+              <w:sz w:val="22"/>
+              <w:szCs w:val="22"/>
+            </w:rPr>
+            <w:t>Date</w:t>
+          </w:r>
+          <w:proofErr w:type="spellEnd"/>
+          <w:r>
+            <w:rPr>
+              <w:rFonts w:asciiTheme="minorHAnsi" w:hAnsiTheme="minorHAnsi" w:cstheme="minorHAnsi"/>
+              <w:bCs/>
+              <w:sz w:val="22"/>
+              <w:szCs w:val="22"/>
+            </w:rPr>
+            <w:t>:</w:t>
           </w:r>
           <w:r>
             <w:rPr>
@@ -18733,7 +19240,47 @@
               <w:sz w:val="22"/>
               <w:szCs w:val="22"/>
             </w:rPr>
-            <w:t xml:space="preserve">Jóváhagyta/ Approved by: </w:t>
+            <w:t xml:space="preserve">Jóváhagyta/ </w:t>
+          </w:r>
+          <w:proofErr w:type="spellStart"/>
+          <w:r>
+            <w:rPr>
+              <w:rFonts w:asciiTheme="minorHAnsi" w:hAnsiTheme="minorHAnsi" w:cstheme="minorHAnsi"/>
+              <w:bCs/>
+              <w:sz w:val="22"/>
+              <w:szCs w:val="22"/>
+            </w:rPr>
+            <w:t>Approved</w:t>
+          </w:r>
+          <w:proofErr w:type="spellEnd"/>
+          <w:r>
+            <w:rPr>
+              <w:rFonts w:asciiTheme="minorHAnsi" w:hAnsiTheme="minorHAnsi" w:cstheme="minorHAnsi"/>
+              <w:bCs/>
+              <w:sz w:val="22"/>
+              <w:szCs w:val="22"/>
+            </w:rPr>
+            <w:t xml:space="preserve"> </w:t>
+          </w:r>
+          <w:proofErr w:type="spellStart"/>
+          <w:r>
+            <w:rPr>
+              <w:rFonts w:asciiTheme="minorHAnsi" w:hAnsiTheme="minorHAnsi" w:cstheme="minorHAnsi"/>
+              <w:bCs/>
+              <w:sz w:val="22"/>
+              <w:szCs w:val="22"/>
+            </w:rPr>
+            <w:t>by</w:t>
+          </w:r>
+          <w:proofErr w:type="spellEnd"/>
+          <w:r>
+            <w:rPr>
+              <w:rFonts w:asciiTheme="minorHAnsi" w:hAnsiTheme="minorHAnsi" w:cstheme="minorHAnsi"/>
+              <w:bCs/>
+              <w:sz w:val="22"/>
+              <w:szCs w:val="22"/>
+            </w:rPr>
+            <w:t xml:space="preserve">: </w:t>
           </w:r>
         </w:p>
         <w:p>
@@ -18751,7 +19298,27 @@
               <w:sz w:val="22"/>
               <w:szCs w:val="22"/>
             </w:rPr>
-            <w:t>Dátum/ Date:</w:t>
+            <w:t xml:space="preserve">Dátum/ </w:t>
+          </w:r>
+          <w:proofErr w:type="spellStart"/>
+          <w:r>
+            <w:rPr>
+              <w:rFonts w:asciiTheme="minorHAnsi" w:hAnsiTheme="minorHAnsi" w:cstheme="minorHAnsi"/>
+              <w:bCs/>
+              <w:sz w:val="22"/>
+              <w:szCs w:val="22"/>
+            </w:rPr>
+            <w:t>Date</w:t>
+          </w:r>
+          <w:proofErr w:type="spellEnd"/>
+          <w:r>
+            <w:rPr>
+              <w:rFonts w:asciiTheme="minorHAnsi" w:hAnsiTheme="minorHAnsi" w:cstheme="minorHAnsi"/>
+              <w:bCs/>
+              <w:sz w:val="22"/>
+              <w:szCs w:val="22"/>
+            </w:rPr>
+            <w:t>:</w:t>
           </w:r>
           <w:r>
             <w:rPr>
@@ -18955,8 +19522,21 @@
               <w:szCs w:val="36"/>
               <w:lang w:eastAsia="en-US"/>
             </w:rPr>
-            <w:t>Education diary</w:t>
+            <w:t xml:space="preserve">Education </w:t>
           </w:r>
+          <w:proofErr w:type="spellStart"/>
+          <w:r>
+            <w:rPr>
+              <w:rFonts w:asciiTheme="minorHAnsi" w:eastAsia="SimSun" w:hAnsiTheme="minorHAnsi" w:cstheme="minorHAnsi"/>
+              <w:color w:val="000000" w:themeColor="text1"/>
+              <w:kern w:val="3"/>
+              <w:sz w:val="36"/>
+              <w:szCs w:val="36"/>
+              <w:lang w:eastAsia="en-US"/>
+            </w:rPr>
+            <w:t>diary</w:t>
+          </w:r>
+          <w:proofErr w:type="spellEnd"/>
         </w:p>
       </w:tc>
     </w:tr>
@@ -24642,6 +25222,7 @@
   <w:style w:type="character" w:default="1" w:styleId="Bekezdsalapbettpusa">
     <w:name w:val="Default Paragraph Font"/>
     <w:uiPriority w:val="1"/>
+    <w:semiHidden/>
     <w:unhideWhenUsed/>
   </w:style>
   <w:style w:type="table" w:default="1" w:styleId="Normltblzat">
@@ -25556,14 +26137,6 @@
 </file>
 
 <file path=customXml/item1.xml><?xml version="1.0" encoding="utf-8"?>
-<p:properties xmlns:p="http://schemas.microsoft.com/office/2006/metadata/properties" xmlns:xsi="http://www.w3.org/2001/XMLSchema-instance" xmlns:pc="http://schemas.microsoft.com/office/infopath/2007/PartnerControls">
-  <documentManagement>
-    <_activity xmlns="f4643db6-2068-4ced-bb17-629d9ef1ff1f" xsi:nil="true"/>
-  </documentManagement>
-</p:properties>
-</file>
-
-<file path=customXml/item2.xml><?xml version="1.0" encoding="utf-8"?>
 <ct:contentTypeSchema xmlns:ct="http://schemas.microsoft.com/office/2006/metadata/contentType" xmlns:ma="http://schemas.microsoft.com/office/2006/metadata/properties/metaAttributes" ct:_="" ma:_="" ma:contentTypeName="Dokument" ma:contentTypeID="0x0101008C1CD6A0FB1F1449B70BB643C15290CD" ma:contentTypeVersion="13" ma:contentTypeDescription="Ein neues Dokument erstellen." ma:contentTypeScope="" ma:versionID="be5d5ecb30209f41344482f337efcf02">
   <xsd:schema xmlns:xsd="http://www.w3.org/2001/XMLSchema" xmlns:xs="http://www.w3.org/2001/XMLSchema" xmlns:p="http://schemas.microsoft.com/office/2006/metadata/properties" xmlns:ns3="f4643db6-2068-4ced-bb17-629d9ef1ff1f" xmlns:ns4="5fc6d3b0-db11-404d-a3f7-300259628294" targetNamespace="http://schemas.microsoft.com/office/2006/metadata/properties" ma:root="true" ma:fieldsID="1dcc0a0d27b8743d922779a1633e2481" ns3:_="" ns4:_="">
     <xsd:import namespace="f4643db6-2068-4ced-bb17-629d9ef1ff1f"/>
@@ -25784,7 +26357,19 @@
 </ct:contentTypeSchema>
 </file>
 
+<file path=customXml/item2.xml><?xml version="1.0" encoding="utf-8"?>
+<p:properties xmlns:p="http://schemas.microsoft.com/office/2006/metadata/properties" xmlns:xsi="http://www.w3.org/2001/XMLSchema-instance" xmlns:pc="http://schemas.microsoft.com/office/infopath/2007/PartnerControls">
+  <documentManagement>
+    <_activity xmlns="f4643db6-2068-4ced-bb17-629d9ef1ff1f" xsi:nil="true"/>
+  </documentManagement>
+</p:properties>
+</file>
+
 <file path=customXml/item3.xml><?xml version="1.0" encoding="utf-8"?>
+<b:Sources xmlns:b="http://schemas.openxmlformats.org/officeDocument/2006/bibliography" xmlns="http://schemas.openxmlformats.org/officeDocument/2006/bibliography" SelectedStyle="\APASixthEditionOfficeOnline.xsl" StyleName="APA" Version="6"/>
+</file>
+
+<file path=customXml/item4.xml><?xml version="1.0" encoding="utf-8"?>
 <?mso-contentType ?>
 <FormTemplates xmlns="http://schemas.microsoft.com/sharepoint/v3/contenttype/forms">
   <Display>DocumentLibraryForm</Display>
@@ -25793,21 +26378,7 @@
 </FormTemplates>
 </file>
 
-<file path=customXml/item4.xml><?xml version="1.0" encoding="utf-8"?>
-<b:Sources xmlns:b="http://schemas.openxmlformats.org/officeDocument/2006/bibliography" xmlns="http://schemas.openxmlformats.org/officeDocument/2006/bibliography" SelectedStyle="\APASixthEditionOfficeOnline.xsl" StyleName="APA" Version="6"/>
-</file>
-
 <file path=customXml/itemProps1.xml><?xml version="1.0" encoding="utf-8"?>
-<ds:datastoreItem xmlns:ds="http://schemas.openxmlformats.org/officeDocument/2006/customXml" ds:itemID="{E6B1EC99-B92C-4C93-B5C2-89F80C05F522}">
-  <ds:schemaRefs>
-    <ds:schemaRef ds:uri="http://schemas.microsoft.com/office/2006/metadata/properties"/>
-    <ds:schemaRef ds:uri="http://schemas.microsoft.com/office/infopath/2007/PartnerControls"/>
-    <ds:schemaRef ds:uri="f4643db6-2068-4ced-bb17-629d9ef1ff1f"/>
-  </ds:schemaRefs>
-</ds:datastoreItem>
-</file>
-
-<file path=customXml/itemProps2.xml><?xml version="1.0" encoding="utf-8"?>
 <ds:datastoreItem xmlns:ds="http://schemas.openxmlformats.org/officeDocument/2006/customXml" ds:itemID="{99239E13-A0E7-4BCF-A53D-7CB427F56303}">
   <ds:schemaRefs>
     <ds:schemaRef ds:uri="http://schemas.microsoft.com/office/2006/metadata/contentType"/>
@@ -25826,18 +26397,28 @@
 </ds:datastoreItem>
 </file>
 
+<file path=customXml/itemProps2.xml><?xml version="1.0" encoding="utf-8"?>
+<ds:datastoreItem xmlns:ds="http://schemas.openxmlformats.org/officeDocument/2006/customXml" ds:itemID="{E6B1EC99-B92C-4C93-B5C2-89F80C05F522}">
+  <ds:schemaRefs>
+    <ds:schemaRef ds:uri="http://schemas.microsoft.com/office/2006/metadata/properties"/>
+    <ds:schemaRef ds:uri="http://schemas.microsoft.com/office/infopath/2007/PartnerControls"/>
+    <ds:schemaRef ds:uri="f4643db6-2068-4ced-bb17-629d9ef1ff1f"/>
+  </ds:schemaRefs>
+</ds:datastoreItem>
+</file>
+
 <file path=customXml/itemProps3.xml><?xml version="1.0" encoding="utf-8"?>
+<ds:datastoreItem xmlns:ds="http://schemas.openxmlformats.org/officeDocument/2006/customXml" ds:itemID="{EA614136-657F-494C-9AED-52C54C18D7BF}">
+  <ds:schemaRefs>
+    <ds:schemaRef ds:uri="http://schemas.openxmlformats.org/officeDocument/2006/bibliography"/>
+  </ds:schemaRefs>
+</ds:datastoreItem>
+</file>
+
+<file path=customXml/itemProps4.xml><?xml version="1.0" encoding="utf-8"?>
 <ds:datastoreItem xmlns:ds="http://schemas.openxmlformats.org/officeDocument/2006/customXml" ds:itemID="{B800AD6D-D685-44A4-99A1-0433617D3623}">
   <ds:schemaRefs>
     <ds:schemaRef ds:uri="http://schemas.microsoft.com/sharepoint/v3/contenttype/forms"/>
   </ds:schemaRefs>
 </ds:datastoreItem>
-</file>
-
-<file path=customXml/itemProps4.xml><?xml version="1.0" encoding="utf-8"?>
-<ds:datastoreItem xmlns:ds="http://schemas.openxmlformats.org/officeDocument/2006/customXml" ds:itemID="{EA614136-657F-494C-9AED-52C54C18D7BF}">
-  <ds:schemaRefs>
-    <ds:schemaRef ds:uri="http://schemas.openxmlformats.org/officeDocument/2006/bibliography"/>
-  </ds:schemaRefs>
-</ds:datastoreItem>
 </file>